--- a/landing/src/content/docs/tools/indexing.md.docx
+++ b/landing/src/content/docs/tools/indexing.md.docx
@@ -85,6 +85,7 @@
           <w:numId w:val="1"/>
         </w:numPr>
         <w:ind w:left="720" w:hanging="360"/>
+        <w:rPr/>
       </w:pPr>
       <w:r>
         <w:rPr>
@@ -100,6 +101,7 @@
           <w:numId w:val="1"/>
         </w:numPr>
         <w:ind w:left="720" w:hanging="360"/>
+        <w:rPr/>
       </w:pPr>
       <w:r>
         <w:rPr>
@@ -115,6 +117,7 @@
           <w:numId w:val="1"/>
         </w:numPr>
         <w:ind w:left="720" w:hanging="360"/>
+        <w:rPr/>
       </w:pPr>
       <w:r>
         <w:rPr>
@@ -130,6 +133,7 @@
           <w:numId w:val="1"/>
         </w:numPr>
         <w:ind w:left="720" w:hanging="360"/>
+        <w:rPr/>
       </w:pPr>
       <w:r>
         <w:rPr>
@@ -145,6 +149,7 @@
           <w:numId w:val="1"/>
         </w:numPr>
         <w:ind w:left="720" w:hanging="360"/>
+        <w:rPr/>
       </w:pPr>
       <w:r>
         <w:rPr>
@@ -160,6 +165,7 @@
           <w:numId w:val="1"/>
         </w:numPr>
         <w:ind w:left="720" w:hanging="360"/>
+        <w:rPr/>
       </w:pPr>
       <w:r>
         <w:rPr>
@@ -175,6 +181,7 @@
           <w:numId w:val="1"/>
         </w:numPr>
         <w:ind w:left="720" w:hanging="360"/>
+        <w:rPr/>
       </w:pPr>
       <w:r>
         <w:rPr>
@@ -264,7 +271,7 @@
         <w:pStyle w:val="Heading2"/>
         <w:rPr/>
       </w:pPr>
-      <w:bookmarkStart w:colFirst="0" w:colLast="0" w:name="_w0furunsynfg" w:id="0"/>
+      <w:bookmarkStart w:colFirst="0" w:colLast="0" w:name="_i1cfkr9vluq2" w:id="0"/>
       <w:bookmarkEnd w:id="0"/>
       <w:r>
         <w:rPr>
@@ -280,6 +287,7 @@
           <w:numId w:val="1"/>
         </w:numPr>
         <w:ind w:left="720" w:hanging="360"/>
+        <w:rPr/>
       </w:pPr>
       <w:r>
         <w:rPr>
@@ -303,6 +311,7 @@
           <w:numId w:val="1"/>
         </w:numPr>
         <w:ind w:left="720" w:hanging="360"/>
+        <w:rPr/>
       </w:pPr>
       <w:r>
         <w:rPr>
@@ -326,6 +335,7 @@
           <w:numId w:val="1"/>
         </w:numPr>
         <w:ind w:left="720" w:hanging="360"/>
+        <w:rPr/>
       </w:pPr>
       <w:r>
         <w:rPr>
@@ -349,6 +359,7 @@
           <w:numId w:val="1"/>
         </w:numPr>
         <w:ind w:left="720" w:hanging="360"/>
+        <w:rPr/>
       </w:pPr>
       <w:r>
         <w:rPr>
@@ -364,6 +375,7 @@
           <w:numId w:val="1"/>
         </w:numPr>
         <w:ind w:left="720" w:hanging="360"/>
+        <w:rPr/>
       </w:pPr>
       <w:r>
         <w:rPr>
@@ -421,7 +433,7 @@
         <w:pStyle w:val="Heading2"/>
         <w:rPr/>
       </w:pPr>
-      <w:bookmarkStart w:colFirst="0" w:colLast="0" w:name="_93fckm6kwqjt" w:id="1"/>
+      <w:bookmarkStart w:colFirst="0" w:colLast="0" w:name="_asazby2lj4ic" w:id="1"/>
       <w:bookmarkEnd w:id="1"/>
       <w:r>
         <w:rPr>
@@ -488,6 +500,7 @@
           <w:numId w:val="1"/>
         </w:numPr>
         <w:ind w:left="720" w:hanging="360"/>
+        <w:rPr/>
       </w:pPr>
       <w:r>
         <w:rPr>
@@ -511,6 +524,7 @@
           <w:numId w:val="1"/>
         </w:numPr>
         <w:ind w:left="720" w:hanging="360"/>
+        <w:rPr/>
       </w:pPr>
       <w:r>
         <w:rPr>
@@ -576,6 +590,7 @@
           <w:numId w:val="1"/>
         </w:numPr>
         <w:ind w:left="720" w:hanging="360"/>
+        <w:rPr/>
       </w:pPr>
       <w:r>
         <w:rPr>
@@ -599,6 +614,7 @@
           <w:numId w:val="1"/>
         </w:numPr>
         <w:ind w:left="720" w:hanging="360"/>
+        <w:rPr/>
       </w:pPr>
       <w:r>
         <w:rPr>
@@ -636,6 +652,7 @@
           <w:numId w:val="1"/>
         </w:numPr>
         <w:ind w:left="720" w:hanging="360"/>
+        <w:rPr/>
       </w:pPr>
       <w:r>
         <w:rPr>
@@ -658,6 +675,7 @@
           <w:numId w:val="1"/>
         </w:numPr>
         <w:ind w:left="720" w:hanging="360"/>
+        <w:rPr/>
       </w:pPr>
       <w:r>
         <w:rPr>
@@ -728,7 +746,7 @@
         <w:pStyle w:val="Heading2"/>
         <w:rPr/>
       </w:pPr>
-      <w:bookmarkStart w:colFirst="0" w:colLast="0" w:name="_1gz9l7tcn1wh" w:id="2"/>
+      <w:bookmarkStart w:colFirst="0" w:colLast="0" w:name="_6e879n7psxu7" w:id="2"/>
       <w:bookmarkEnd w:id="2"/>
       <w:r>
         <w:rPr>
@@ -789,7 +807,7 @@
         <w:pStyle w:val="Heading2"/>
         <w:rPr/>
       </w:pPr>
-      <w:bookmarkStart w:colFirst="0" w:colLast="0" w:name="_8yeymoqtjvt0" w:id="3"/>
+      <w:bookmarkStart w:colFirst="0" w:colLast="0" w:name="_mhx3ba16qao5" w:id="3"/>
       <w:bookmarkEnd w:id="3"/>
       <w:r>
         <w:rPr>
